--- a/docs/manual-v3/部署教程.docx
+++ b/docs/manual-v3/部署教程.docx
@@ -1620,7 +1620,7 @@
               <w:rPr>
                 <w:rFonts w:ascii="Courier New" w:hAnsi="Courier New"/>
               </w:rPr>
-              <w:t>建库脚本\</w:t>
+              <w:t>部署说明\</w:t>
             </w:r>
           </w:p>
         </w:tc>
@@ -1647,7 +1647,10 @@
               <w:spacing w:line="240" w:lineRule="auto" w:before="60" w:after="60"/>
             </w:pPr>
             <w:r>
-              <w:t>只有正式模式才用得到</w:t>
+              <w:rPr>
+                <w:b/>
+              </w:rPr>
+              <w:t>部署教程和建库脚本都在这里面，遇到问题先翻它</w:t>
             </w:r>
           </w:p>
         </w:tc>
@@ -1770,65 +1773,6 @@
           </w:p>
         </w:tc>
       </w:tr>
-      <w:tr>
-        <w:tc>
-          <w:tcPr>
-            <w:tcW w:type="dxa" w:w="4320"/>
-            <w:tcBorders>
-              <w:top w:val="single" w:sz="6" w:space="0" w:color="E5E7EB"/>
-              <w:bottom w:val="single" w:sz="6" w:space="0" w:color="E5E7EB"/>
-              <w:left w:val="single" w:sz="6" w:space="0" w:color="E5E7EB"/>
-              <w:right w:val="single" w:sz="6" w:space="0" w:color="E5E7EB"/>
-            </w:tcBorders>
-            <w:vAlign w:val="center"/>
-            <w:tcMar>
-              <w:top w:w="120" w:type="dxa"/>
-              <w:bottom w:w="120" w:type="dxa"/>
-              <w:left w:w="192" w:type="dxa"/>
-              <w:right w:w="192" w:type="dxa"/>
-            </w:tcMar>
-          </w:tcPr>
-          <w:p>
-            <w:pPr>
-              <w:jc w:val="left"/>
-              <w:spacing w:line="240" w:lineRule="auto" w:before="60" w:after="60"/>
-            </w:pPr>
-            <w:r>
-              <w:rPr>
-                <w:rFonts w:ascii="Courier New" w:hAnsi="Courier New"/>
-              </w:rPr>
-              <w:t>部署教程.docx</w:t>
-            </w:r>
-          </w:p>
-        </w:tc>
-        <w:tc>
-          <w:tcPr>
-            <w:tcW w:type="dxa" w:w="4320"/>
-            <w:tcBorders>
-              <w:top w:val="single" w:sz="6" w:space="0" w:color="E5E7EB"/>
-              <w:bottom w:val="single" w:sz="6" w:space="0" w:color="E5E7EB"/>
-              <w:left w:val="single" w:sz="6" w:space="0" w:color="E5E7EB"/>
-              <w:right w:val="single" w:sz="6" w:space="0" w:color="E5E7EB"/>
-            </w:tcBorders>
-            <w:vAlign w:val="center"/>
-            <w:tcMar>
-              <w:top w:w="120" w:type="dxa"/>
-              <w:bottom w:w="120" w:type="dxa"/>
-              <w:left w:w="192" w:type="dxa"/>
-              <w:right w:w="192" w:type="dxa"/>
-            </w:tcMar>
-          </w:tcPr>
-          <w:p>
-            <w:pPr>
-              <w:jc w:val="left"/>
-              <w:spacing w:line="240" w:lineRule="auto" w:before="60" w:after="60"/>
-            </w:pPr>
-            <w:r>
-              <w:t>就是这份教程</w:t>
-            </w:r>
-          </w:p>
-        </w:tc>
-      </w:tr>
     </w:tbl>
     <w:p>
       <w:pPr>
@@ -2698,14 +2642,29 @@
           <w:rFonts w:ascii="微软雅黑" w:hAnsi="微软雅黑" w:eastAsia="微软雅黑" w:cs="微软雅黑" w:hint="eastAsia"/>
           <w:lang w:eastAsia="zh-CN"/>
         </w:rPr>
-        <w:t>建库脚本\怎么建库.txt</w:t>
+        <w:t>部署说明\建库语句\00-建库怎么用（先看我）.txt</w:t>
       </w:r>
       <w:r>
         <w:rPr>
           <w:rFonts w:ascii="微软雅黑" w:eastAsia="微软雅黑" w:hAnsi="微软雅黑" w:cs="微软雅黑" w:hint="eastAsia"/>
           <w:lang w:eastAsia="zh-CN"/>
         </w:rPr>
-        <w:t>，里面有三件事要照着做：</w:t>
+        <w:t>，里面有三个脚本，</w:t>
+      </w:r>
+      <w:r>
+        <w:rPr>
+          <w:rFonts w:ascii="微软雅黑" w:eastAsia="微软雅黑" w:hAnsi="微软雅黑" w:cs="微软雅黑" w:hint="eastAsia"/>
+          <w:b/>
+          <w:lang w:eastAsia="zh-CN"/>
+        </w:rPr>
+        <w:t>按顺序执行，一个都别跳</w:t>
+      </w:r>
+      <w:r>
+        <w:rPr>
+          <w:rFonts w:ascii="微软雅黑" w:eastAsia="微软雅黑" w:hAnsi="微软雅黑" w:cs="微软雅黑" w:hint="eastAsia"/>
+          <w:lang w:eastAsia="zh-CN"/>
+        </w:rPr>
+        <w:t>：</w:t>
       </w:r>
     </w:p>
     <w:p>
@@ -2719,11 +2678,11 @@
       </w:pPr>
       <w:r>
         <w:rPr>
-          <w:rFonts w:ascii="微软雅黑" w:eastAsia="微软雅黑" w:hAnsi="微软雅黑" w:cs="微软雅黑" w:hint="eastAsia"/>
+          <w:rFonts w:ascii="微软雅黑" w:hAnsi="微软雅黑" w:eastAsia="微软雅黑" w:cs="微软雅黑" w:hint="eastAsia"/>
           <w:b/>
           <w:lang w:eastAsia="zh-CN"/>
         </w:rPr>
-        <w:t>建库</w:t>
+        <w:t>1-建库和账号.sql</w:t>
       </w:r>
       <w:r>
         <w:t>——</w:t>
@@ -2749,7 +2708,20 @@
           <w:rFonts w:ascii="微软雅黑" w:eastAsia="微软雅黑" w:hAnsi="微软雅黑" w:cs="微软雅黑" w:hint="eastAsia"/>
           <w:lang w:eastAsia="zh-CN"/>
         </w:rPr>
-        <w:t xml:space="preserve"> 的库</w:t>
+        <w:t xml:space="preserve"> 的库，再建一个叫 </w:t>
+      </w:r>
+      <w:r>
+        <w:rPr>
+          <w:rFonts w:ascii="Courier New" w:hAnsi="Courier New"/>
+        </w:rPr>
+        <w:t>caseflow</w:t>
+      </w:r>
+      <w:r>
+        <w:rPr>
+          <w:rFonts w:ascii="微软雅黑" w:eastAsia="微软雅黑" w:hAnsi="微软雅黑" w:cs="微软雅黑" w:hint="eastAsia"/>
+          <w:lang w:eastAsia="zh-CN"/>
+        </w:rPr>
+        <w:t xml:space="preserve"> 的账号并授权</w:t>
       </w:r>
     </w:p>
     <w:p>
@@ -2763,11 +2735,11 @@
       </w:pPr>
       <w:r>
         <w:rPr>
-          <w:rFonts w:ascii="微软雅黑" w:eastAsia="微软雅黑" w:hAnsi="微软雅黑" w:cs="微软雅黑" w:hint="eastAsia"/>
+          <w:rFonts w:ascii="微软雅黑" w:hAnsi="微软雅黑" w:eastAsia="微软雅黑" w:cs="微软雅黑" w:hint="eastAsia"/>
           <w:b/>
           <w:lang w:eastAsia="zh-CN"/>
         </w:rPr>
-        <w:t>建账号</w:t>
+        <w:t>2-建表.sql</w:t>
       </w:r>
       <w:r>
         <w:t>——</w:t>
@@ -2777,23 +2749,17 @@
           <w:rFonts w:ascii="微软雅黑" w:eastAsia="微软雅黑" w:hAnsi="微软雅黑" w:cs="微软雅黑" w:hint="eastAsia"/>
           <w:lang w:eastAsia="zh-CN"/>
         </w:rPr>
-        <w:t>建一个叫</w:t>
-      </w:r>
-      <w:r>
-        <w:t xml:space="preserve"> </w:t>
-      </w:r>
-      <w:r>
-        <w:rPr>
-          <w:rFonts w:ascii="Courier New" w:hAnsi="Courier New"/>
-        </w:rPr>
-        <w:t>caseflow</w:t>
+        <w:t>建</w:t>
+      </w:r>
+      <w:r>
+        <w:t xml:space="preserve"> 19 </w:t>
       </w:r>
       <w:r>
         <w:rPr>
           <w:rFonts w:ascii="微软雅黑" w:eastAsia="微软雅黑" w:hAnsi="微软雅黑" w:cs="微软雅黑" w:hint="eastAsia"/>
           <w:lang w:eastAsia="zh-CN"/>
         </w:rPr>
-        <w:t xml:space="preserve"> 的账号，并给它这个库的权限</w:t>
+        <w:t>张表</w:t>
       </w:r>
     </w:p>
     <w:p>
@@ -2807,43 +2773,36 @@
       </w:pPr>
       <w:r>
         <w:rPr>
+          <w:rFonts w:ascii="微软雅黑" w:hAnsi="微软雅黑" w:eastAsia="微软雅黑" w:cs="微软雅黑" w:hint="eastAsia"/>
+          <w:b/>
+          <w:lang w:eastAsia="zh-CN"/>
+        </w:rPr>
+        <w:t>3-建索引.sql</w:t>
+      </w:r>
+      <w:r>
+        <w:t>——</w:t>
+      </w:r>
+      <w:r>
+        <w:rPr>
+          <w:rFonts w:ascii="微软雅黑" w:eastAsia="微软雅黑" w:hAnsi="微软雅黑" w:cs="微软雅黑" w:hint="eastAsia"/>
+          <w:lang w:eastAsia="zh-CN"/>
+        </w:rPr>
+        <w:t>建索引（</w:t>
+      </w:r>
+      <w:r>
+        <w:rPr>
           <w:rFonts w:ascii="微软雅黑" w:eastAsia="微软雅黑" w:hAnsi="微软雅黑" w:cs="微软雅黑" w:hint="eastAsia"/>
           <w:b/>
           <w:lang w:eastAsia="zh-CN"/>
         </w:rPr>
-        <w:t>建索引</w:t>
-      </w:r>
-      <w:r>
-        <w:t>——</w:t>
+        <w:t>正式库必做，不做数据一多就慢</w:t>
       </w:r>
       <w:r>
         <w:rPr>
           <w:rFonts w:ascii="微软雅黑" w:eastAsia="微软雅黑" w:hAnsi="微软雅黑" w:cs="微软雅黑" w:hint="eastAsia"/>
           <w:lang w:eastAsia="zh-CN"/>
         </w:rPr>
-        <w:t>在</w:t>
-      </w:r>
-      <w:r>
-        <w:t xml:space="preserve"> </w:t>
-      </w:r>
-      <w:r>
-        <w:rPr>
-          <w:rFonts w:ascii="Courier New" w:hAnsi="Courier New"/>
-        </w:rPr>
-        <w:t>case_flow</w:t>
-      </w:r>
-      <w:r>
-        <w:rPr>
-          <w:rFonts w:ascii="微软雅黑" w:eastAsia="微软雅黑" w:hAnsi="微软雅黑" w:cs="微软雅黑" w:hint="eastAsia"/>
-          <w:lang w:eastAsia="zh-CN"/>
-        </w:rPr>
-        <w:t xml:space="preserve"> 库里执行 </w:t>
-      </w:r>
-      <w:r>
-        <w:rPr>
-          <w:rFonts w:ascii="Courier New" w:hAnsi="Courier New"/>
-        </w:rPr>
-        <w:t>index-mysql.sql</w:t>
+        <w:t>）</w:t>
       </w:r>
     </w:p>
     <w:p>
@@ -2863,34 +2822,41 @@
           <w:b/>
           <w:lang w:eastAsia="zh-CN"/>
         </w:rPr>
-        <w:t>表不用手工建。</w:t>
+        <w:t>两件必须注意的事</w:t>
       </w:r>
       <w:r>
         <w:rPr>
           <w:rFonts w:ascii="微软雅黑" w:eastAsia="微软雅黑" w:hAnsi="微软雅黑" w:cs="微软雅黑" w:hint="eastAsia"/>
           <w:lang w:eastAsia="zh-CN"/>
         </w:rPr>
-        <w:t>程序第一次启动时会自动把</w:t>
-      </w:r>
-      <w:r>
-        <w:t xml:space="preserve"> 19 </w:t>
+        <w:t>：</w:t>
+      </w:r>
+      <w:r>
+        <w:t xml:space="preserve">① </w:t>
       </w:r>
       <w:r>
         <w:rPr>
           <w:rFonts w:ascii="微软雅黑" w:eastAsia="微软雅黑" w:hAnsi="微软雅黑" w:cs="微软雅黑" w:hint="eastAsia"/>
           <w:lang w:eastAsia="zh-CN"/>
         </w:rPr>
-        <w:t>张表建好。但</w:t>
+        <w:t>执行</w:t>
       </w:r>
       <w:r>
         <w:t xml:space="preserve"> </w:t>
       </w:r>
       <w:r>
         <w:rPr>
-          <w:rFonts w:ascii="Courier New" w:hAnsi="Courier New"/>
-          <w:b/>
-        </w:rPr>
-        <w:t>index-mysql.sql</w:t>
+          <w:rFonts w:ascii="微软雅黑" w:hAnsi="微软雅黑" w:eastAsia="微软雅黑" w:cs="微软雅黑" w:hint="eastAsia"/>
+          <w:lang w:eastAsia="zh-CN"/>
+        </w:rPr>
+        <w:t>1-建库和账号.sql</w:t>
+      </w:r>
+      <w:r>
+        <w:rPr>
+          <w:rFonts w:ascii="微软雅黑" w:eastAsia="微软雅黑" w:hAnsi="微软雅黑" w:cs="微软雅黑" w:hint="eastAsia"/>
+          <w:lang w:eastAsia="zh-CN"/>
+        </w:rPr>
+        <w:t xml:space="preserve"> 之前，先打开它把里面的口令改成你自己的、</w:t>
       </w:r>
       <w:r>
         <w:rPr>
@@ -2898,14 +2864,111 @@
           <w:b/>
           <w:lang w:eastAsia="zh-CN"/>
         </w:rPr>
-        <w:t xml:space="preserve"> 这个索引脚本一定要手工执行一遍</w:t>
+        <w:t>并记住它</w:t>
       </w:r>
       <w:r>
         <w:rPr>
           <w:rFonts w:ascii="微软雅黑" w:eastAsia="微软雅黑" w:hAnsi="微软雅黑" w:cs="微软雅黑" w:hint="eastAsia"/>
           <w:lang w:eastAsia="zh-CN"/>
         </w:rPr>
-        <w:t>，不然数据一多系统会变慢。</w:t>
+        <w:t>，等下要填进【数据库配置</w:t>
+      </w:r>
+      <w:r>
+        <w:t>.bat</w:t>
+      </w:r>
+      <w:r>
+        <w:rPr>
+          <w:rFonts w:ascii="微软雅黑" w:eastAsia="微软雅黑" w:hAnsi="微软雅黑" w:cs="微软雅黑" w:hint="eastAsia"/>
+          <w:lang w:eastAsia="zh-CN"/>
+        </w:rPr>
+        <w:t>】；</w:t>
+      </w:r>
+      <w:r>
+        <w:t xml:space="preserve">② </w:t>
+      </w:r>
+      <w:r>
+        <w:rPr>
+          <w:rFonts w:ascii="微软雅黑" w:eastAsia="微软雅黑" w:hAnsi="微软雅黑" w:cs="微软雅黑" w:hint="eastAsia"/>
+          <w:lang w:eastAsia="zh-CN"/>
+        </w:rPr>
+        <w:t>表程序启动时会自动建，但</w:t>
+      </w:r>
+      <w:r>
+        <w:t xml:space="preserve"> </w:t>
+      </w:r>
+      <w:r>
+        <w:rPr>
+          <w:rFonts w:ascii="微软雅黑" w:hAnsi="微软雅黑" w:eastAsia="微软雅黑" w:cs="微软雅黑" w:hint="eastAsia"/>
+          <w:b/>
+          <w:lang w:eastAsia="zh-CN"/>
+        </w:rPr>
+        <w:t>3-建索引.sql</w:t>
+      </w:r>
+      <w:r>
+        <w:rPr>
+          <w:rFonts w:ascii="微软雅黑" w:eastAsia="微软雅黑" w:hAnsi="微软雅黑" w:cs="微软雅黑" w:hint="eastAsia"/>
+          <w:b/>
+          <w:lang w:eastAsia="zh-CN"/>
+        </w:rPr>
+        <w:t xml:space="preserve"> 一定要单独执行一遍</w:t>
+      </w:r>
+      <w:r>
+        <w:rPr>
+          <w:rFonts w:ascii="微软雅黑" w:eastAsia="微软雅黑" w:hAnsi="微软雅黑" w:cs="微软雅黑" w:hint="eastAsia"/>
+          <w:lang w:eastAsia="zh-CN"/>
+        </w:rPr>
+        <w:t>。</w:t>
+      </w:r>
+    </w:p>
+    <w:p>
+      <w:pPr>
+        <w:spacing w:after="120"/>
+        <w:pBdr>
+          <w:left w:val="single" w:sz="18" w:space="0" w:color="1B4A8C"/>
+        </w:pBdr>
+        <w:shd w:val="clear" w:color="auto" w:fill="EEF4FB"/>
+      </w:pPr>
+      <w:r>
+        <w:t xml:space="preserve">  </w:t>
+      </w:r>
+      <w:r>
+        <w:rPr>
+          <w:rFonts w:ascii="微软雅黑" w:eastAsia="微软雅黑" w:hAnsi="微软雅黑" w:cs="微软雅黑" w:hint="eastAsia"/>
+          <w:lang w:eastAsia="zh-CN"/>
+        </w:rPr>
+        <w:t>这三个脚本在包里的</w:t>
+      </w:r>
+      <w:r>
+        <w:t xml:space="preserve"> </w:t>
+      </w:r>
+      <w:r>
+        <w:rPr>
+          <w:rFonts w:ascii="微软雅黑" w:hAnsi="微软雅黑" w:eastAsia="微软雅黑" w:cs="微软雅黑" w:hint="eastAsia"/>
+          <w:lang w:eastAsia="zh-CN"/>
+        </w:rPr>
+        <w:t>部署说明\建库语句\</w:t>
+      </w:r>
+      <w:r>
+        <w:rPr>
+          <w:rFonts w:ascii="微软雅黑" w:eastAsia="微软雅黑" w:hAnsi="微软雅黑" w:cs="微软雅黑" w:hint="eastAsia"/>
+          <w:lang w:eastAsia="zh-CN"/>
+        </w:rPr>
+        <w:t xml:space="preserve"> 下；另外那个小体积的</w:t>
+      </w:r>
+      <w:r>
+        <w:rPr>
+          <w:rFonts w:ascii="微软雅黑" w:eastAsia="微软雅黑" w:hAnsi="微软雅黑" w:cs="微软雅黑" w:hint="eastAsia"/>
+          <w:b/>
+          <w:lang w:eastAsia="zh-CN"/>
+        </w:rPr>
+        <w:t>部署资料包</w:t>
+      </w:r>
+      <w:r>
+        <w:rPr>
+          <w:rFonts w:ascii="微软雅黑" w:eastAsia="微软雅黑" w:hAnsi="微软雅黑" w:cs="微软雅黑" w:hint="eastAsia"/>
+          <w:lang w:eastAsia="zh-CN"/>
+        </w:rPr>
+        <w:t>里也有同样一份，方便单独发给负责建库的同事。</w:t>
       </w:r>
     </w:p>
     <w:p>
@@ -4797,7 +4860,7 @@
               <w:rPr>
                 <w:rFonts w:ascii="Courier New" w:hAnsi="Courier New"/>
               </w:rPr>
-              <w:t>建库脚本\</w:t>
+              <w:t>部署说明\</w:t>
             </w:r>
           </w:p>
         </w:tc>
@@ -4824,7 +4887,19 @@
               <w:spacing w:line="240" w:lineRule="auto" w:before="60" w:after="60"/>
             </w:pPr>
             <w:r>
-              <w:t>正式模式建库用</w:t>
+              <w:t>部署教程</w:t>
+            </w:r>
+            <w:r>
+              <w:t xml:space="preserve"> </w:t>
+            </w:r>
+            <w:r>
+              <w:t xml:space="preserve"> + </w:t>
+            </w:r>
+            <w:r>
+              <w:t xml:space="preserve"> </w:t>
+            </w:r>
+            <w:r>
+              <w:t>建库语句（都在这里面）</w:t>
             </w:r>
           </w:p>
         </w:tc>
@@ -5030,92 +5105,6 @@
             </w:pPr>
             <w:r>
               <w:t>能（但排查问题要用）</w:t>
-            </w:r>
-          </w:p>
-        </w:tc>
-      </w:tr>
-      <w:tr>
-        <w:tc>
-          <w:tcPr>
-            <w:tcW w:type="dxa" w:w="2880"/>
-            <w:tcBorders>
-              <w:top w:val="single" w:sz="6" w:space="0" w:color="E5E7EB"/>
-              <w:bottom w:val="single" w:sz="6" w:space="0" w:color="E5E7EB"/>
-              <w:left w:val="single" w:sz="6" w:space="0" w:color="E5E7EB"/>
-              <w:right w:val="single" w:sz="6" w:space="0" w:color="E5E7EB"/>
-            </w:tcBorders>
-            <w:vAlign w:val="center"/>
-            <w:tcMar>
-              <w:top w:w="120" w:type="dxa"/>
-              <w:bottom w:w="120" w:type="dxa"/>
-              <w:left w:w="192" w:type="dxa"/>
-              <w:right w:w="192" w:type="dxa"/>
-            </w:tcMar>
-          </w:tcPr>
-          <w:p>
-            <w:pPr>
-              <w:jc w:val="left"/>
-              <w:spacing w:line="240" w:lineRule="auto" w:before="60" w:after="60"/>
-            </w:pPr>
-            <w:r>
-              <w:rPr>
-                <w:rFonts w:ascii="Courier New" w:hAnsi="Courier New"/>
-              </w:rPr>
-              <w:t>部署教程.docx</w:t>
-            </w:r>
-          </w:p>
-        </w:tc>
-        <w:tc>
-          <w:tcPr>
-            <w:tcW w:type="dxa" w:w="2880"/>
-            <w:tcBorders>
-              <w:top w:val="single" w:sz="6" w:space="0" w:color="E5E7EB"/>
-              <w:bottom w:val="single" w:sz="6" w:space="0" w:color="E5E7EB"/>
-              <w:left w:val="single" w:sz="6" w:space="0" w:color="E5E7EB"/>
-              <w:right w:val="single" w:sz="6" w:space="0" w:color="E5E7EB"/>
-            </w:tcBorders>
-            <w:vAlign w:val="center"/>
-            <w:tcMar>
-              <w:top w:w="120" w:type="dxa"/>
-              <w:bottom w:w="120" w:type="dxa"/>
-              <w:left w:w="192" w:type="dxa"/>
-              <w:right w:w="192" w:type="dxa"/>
-            </w:tcMar>
-          </w:tcPr>
-          <w:p>
-            <w:pPr>
-              <w:jc w:val="left"/>
-              <w:spacing w:line="240" w:lineRule="auto" w:before="60" w:after="60"/>
-            </w:pPr>
-            <w:r>
-              <w:t>这份教程</w:t>
-            </w:r>
-          </w:p>
-        </w:tc>
-        <w:tc>
-          <w:tcPr>
-            <w:tcW w:type="dxa" w:w="2880"/>
-            <w:tcBorders>
-              <w:top w:val="single" w:sz="6" w:space="0" w:color="E5E7EB"/>
-              <w:bottom w:val="single" w:sz="6" w:space="0" w:color="E5E7EB"/>
-              <w:left w:val="single" w:sz="6" w:space="0" w:color="E5E7EB"/>
-              <w:right w:val="single" w:sz="6" w:space="0" w:color="E5E7EB"/>
-            </w:tcBorders>
-            <w:vAlign w:val="center"/>
-            <w:tcMar>
-              <w:top w:w="120" w:type="dxa"/>
-              <w:bottom w:w="120" w:type="dxa"/>
-              <w:left w:w="192" w:type="dxa"/>
-              <w:right w:w="192" w:type="dxa"/>
-            </w:tcMar>
-          </w:tcPr>
-          <w:p>
-            <w:pPr>
-              <w:jc w:val="left"/>
-              <w:spacing w:line="240" w:lineRule="auto" w:before="60" w:after="60"/>
-            </w:pPr>
-            <w:r>
-              <w:t>能</w:t>
             </w:r>
           </w:p>
         </w:tc>

--- a/docs/manual-v3/部署教程.docx
+++ b/docs/manual-v3/部署教程.docx
@@ -3906,7 +3906,7 @@
           <w:rFonts w:ascii="微软雅黑" w:eastAsia="微软雅黑" w:hAnsi="微软雅黑" w:cs="微软雅黑" w:hint="eastAsia"/>
           <w:lang w:eastAsia="zh-CN"/>
         </w:rPr>
-        <w:t>拿到新版本之后，</w:t>
+        <w:t>系统更新时，发布方会给一个</w:t>
       </w:r>
       <w:r>
         <w:rPr>
@@ -3914,132 +3914,566 @@
           <w:b/>
           <w:lang w:eastAsia="zh-CN"/>
         </w:rPr>
-        <w:t>只做一件事</w:t>
+        <w:t>升级补丁包</w:t>
       </w:r>
       <w:r>
         <w:rPr>
           <w:rFonts w:ascii="微软雅黑" w:eastAsia="微软雅黑" w:hAnsi="微软雅黑" w:cs="微软雅黑" w:hint="eastAsia"/>
           <w:lang w:eastAsia="zh-CN"/>
         </w:rPr>
-        <w:t xml:space="preserve">：把新的 </w:t>
-      </w:r>
-      <w:r>
-        <w:rPr>
-          <w:rFonts w:ascii="Courier New" w:hAnsi="Courier New"/>
-        </w:rPr>
-        <w:t>case-flow-backend.jar</w:t>
+        <w:t>（很小，只有几十</w:t>
+      </w:r>
+      <w:r>
+        <w:t xml:space="preserve"> MB</w:t>
       </w:r>
       <w:r>
         <w:rPr>
           <w:rFonts w:ascii="微软雅黑" w:eastAsia="微软雅黑" w:hAnsi="微软雅黑" w:cs="微软雅黑" w:hint="eastAsia"/>
           <w:lang w:eastAsia="zh-CN"/>
         </w:rPr>
-        <w:t xml:space="preserve"> 覆盖掉旧的。</w:t>
+        <w:t>），里面就三样东西：</w:t>
       </w:r>
     </w:p>
     <w:p>
       <w:pPr/>
       <w:r>
         <w:rPr>
+          <w:rFonts w:ascii="微软雅黑" w:hAnsi="微软雅黑" w:eastAsia="微软雅黑" w:cs="微软雅黑" w:hint="eastAsia"/>
+          <w:sz w:val="18"/>
+          <w:lang w:eastAsia="zh-CN"/>
+        </w:rPr>
+        <w:t>升级说明.txt          ← 照它做就行</w:t>
+        <w:br/>
+        <w:t>case-flow-backend.jar ← 新的程序本体</w:t>
+        <w:br/>
+        <w:t>建库语句\             ← 一般用不上，遇到提示再跑</w:t>
+      </w:r>
+    </w:p>
+    <w:p>
+      <w:pPr>
+        <w:pStyle w:val="Heading3"/>
+        <w:spacing w:line="312" w:lineRule="auto" w:before="260" w:after="130"/>
+      </w:pPr>
+      <w:r>
+        <w:rPr>
+          <w:rFonts w:ascii="微软雅黑" w:hAnsi="微软雅黑" w:eastAsia="微软雅黑" w:cs="微软雅黑" w:hint="eastAsia"/>
+          <w:b/>
+          <w:color w:val="12294A"/>
+          <w:sz w:val="26"/>
+          <w:lang w:eastAsia="zh-CN"/>
+        </w:rPr>
+        <w:t>（一）升级四步</w:t>
+      </w:r>
+    </w:p>
+    <w:p>
+      <w:pPr/>
+      <w:r>
+        <w:rPr>
           <w:rFonts w:ascii="微软雅黑" w:eastAsia="微软雅黑" w:hAnsi="微软雅黑" w:cs="微软雅黑" w:hint="eastAsia"/>
           <w:b/>
           <w:lang w:eastAsia="zh-CN"/>
         </w:rPr>
-        <w:t>千万不要动</w:t>
+        <w:t>第 1 步：停服。</w:t>
       </w:r>
       <w:r>
         <w:rPr>
           <w:rFonts w:ascii="微软雅黑" w:eastAsia="微软雅黑" w:hAnsi="微软雅黑" w:cs="微软雅黑" w:hint="eastAsia"/>
           <w:lang w:eastAsia="zh-CN"/>
         </w:rPr>
-        <w:t>这三个东西：</w:t>
+        <w:t>双击【停止</w:t>
+      </w:r>
+      <w:r>
+        <w:t>.bat</w:t>
+      </w:r>
+      <w:r>
+        <w:rPr>
+          <w:rFonts w:ascii="微软雅黑" w:eastAsia="微软雅黑" w:hAnsi="微软雅黑" w:cs="微软雅黑" w:hint="eastAsia"/>
+          <w:lang w:eastAsia="zh-CN"/>
+        </w:rPr>
+        <w:t>】，等它显示已停止。</w:t>
+      </w:r>
+    </w:p>
+    <w:p>
+      <w:pPr/>
+      <w:r>
+        <w:rPr>
+          <w:rFonts w:ascii="微软雅黑" w:eastAsia="微软雅黑" w:hAnsi="微软雅黑" w:cs="微软雅黑" w:hint="eastAsia"/>
+          <w:b/>
+          <w:lang w:eastAsia="zh-CN"/>
+        </w:rPr>
+        <w:t>第 2 步：备份（铁律，不能省）。</w:t>
+      </w:r>
+      <w:r>
+        <w:rPr>
+          <w:rFonts w:ascii="微软雅黑" w:eastAsia="微软雅黑" w:hAnsi="微软雅黑" w:cs="微软雅黑" w:hint="eastAsia"/>
+          <w:lang w:eastAsia="zh-CN"/>
+        </w:rPr>
+        <w:t>两样东西一定要备份（做法详见第六章「备份」）：数据库、</w:t>
+      </w:r>
+      <w:r>
+        <w:rPr>
+          <w:rFonts w:ascii="Courier New" w:hAnsi="Courier New"/>
+        </w:rPr>
+        <w:t>data\uploads\</w:t>
+      </w:r>
+      <w:r>
+        <w:rPr>
+          <w:rFonts w:ascii="微软雅黑" w:eastAsia="微软雅黑" w:hAnsi="微软雅黑" w:cs="微软雅黑" w:hint="eastAsia"/>
+          <w:lang w:eastAsia="zh-CN"/>
+        </w:rPr>
+        <w:t xml:space="preserve"> 附件文件夹。</w:t>
+      </w:r>
+    </w:p>
+    <w:p>
+      <w:pPr/>
+      <w:r>
+        <w:rPr>
+          <w:rFonts w:ascii="微软雅黑" w:eastAsia="微软雅黑" w:hAnsi="微软雅黑" w:cs="微软雅黑" w:hint="eastAsia"/>
+          <w:b/>
+          <w:lang w:eastAsia="zh-CN"/>
+        </w:rPr>
+        <w:t>第 3 步：覆盖一个文件。</w:t>
+      </w:r>
+      <w:r>
+        <w:rPr>
+          <w:rFonts w:ascii="微软雅黑" w:eastAsia="微软雅黑" w:hAnsi="微软雅黑" w:cs="微软雅黑" w:hint="eastAsia"/>
+          <w:lang w:eastAsia="zh-CN"/>
+        </w:rPr>
+        <w:t xml:space="preserve">把新的 </w:t>
+      </w:r>
+      <w:r>
+        <w:rPr>
+          <w:rFonts w:ascii="Courier New" w:hAnsi="Courier New"/>
+        </w:rPr>
+        <w:t>case-flow-backend.jar</w:t>
+      </w:r>
+      <w:r>
+        <w:rPr>
+          <w:rFonts w:ascii="微软雅黑" w:eastAsia="微软雅黑" w:hAnsi="微软雅黑" w:cs="微软雅黑" w:hint="eastAsia"/>
+          <w:lang w:eastAsia="zh-CN"/>
+        </w:rPr>
+        <w:t xml:space="preserve"> 拖进安装目录，替换掉旧的同名文件。</w:t>
       </w:r>
     </w:p>
     <w:p>
       <w:pPr>
-        <w:pStyle w:val="ListBullet"/>
-        <w:spacing w:after="72"/>
+        <w:spacing w:after="120"/>
+        <w:pBdr>
+          <w:left w:val="single" w:sz="18" w:space="0" w:color="C8A45C"/>
+        </w:pBdr>
+        <w:shd w:val="clear" w:color="auto" w:fill="EEF4FB"/>
       </w:pPr>
       <w:r>
-        <w:rPr>
-          <w:rFonts w:ascii="微软雅黑" w:hAnsi="微软雅黑" w:eastAsia="微软雅黑" w:cs="微软雅黑" w:hint="eastAsia"/>
+        <w:t xml:space="preserve">  </w:t>
+      </w:r>
+      <w:r>
+        <w:rPr>
+          <w:rFonts w:ascii="微软雅黑" w:eastAsia="微软雅黑" w:hAnsi="微软雅黑" w:cs="微软雅黑" w:hint="eastAsia"/>
+          <w:b/>
           <w:lang w:eastAsia="zh-CN"/>
         </w:rPr>
-        <w:t>数据库配置.bat</w:t>
-      </w:r>
-      <w:r>
-        <w:t>——</w:t>
+        <w:t>先把旧的改个名留着</w:t>
       </w:r>
       <w:r>
         <w:rPr>
           <w:rFonts w:ascii="微软雅黑" w:eastAsia="微软雅黑" w:hAnsi="微软雅黑" w:cs="微软雅黑" w:hint="eastAsia"/>
           <w:lang w:eastAsia="zh-CN"/>
         </w:rPr>
-        <w:t>里面有您的数据库口令，覆盖了就得重填。</w:t>
+        <w:t xml:space="preserve">，比如改成 </w:t>
+      </w:r>
+      <w:r>
+        <w:rPr>
+          <w:rFonts w:ascii="Courier New" w:hAnsi="Courier New"/>
+        </w:rPr>
+        <w:t>case-flow-backend.jar.old</w:t>
+      </w:r>
+      <w:r>
+        <w:rPr>
+          <w:rFonts w:ascii="微软雅黑" w:eastAsia="微软雅黑" w:hAnsi="微软雅黑" w:cs="微软雅黑" w:hint="eastAsia"/>
+          <w:lang w:eastAsia="zh-CN"/>
+        </w:rPr>
+        <w:t>。万一新版有问题，换回来重启就恢复了。</w:t>
+      </w:r>
+    </w:p>
+    <w:p>
+      <w:pPr/>
+      <w:r>
+        <w:rPr>
+          <w:rFonts w:ascii="微软雅黑" w:eastAsia="微软雅黑" w:hAnsi="微软雅黑" w:cs="微软雅黑" w:hint="eastAsia"/>
+          <w:b/>
+          <w:lang w:eastAsia="zh-CN"/>
+        </w:rPr>
+        <w:t>第 4 步：启动并验证。</w:t>
+      </w:r>
+      <w:r>
+        <w:rPr>
+          <w:rFonts w:ascii="微软雅黑" w:eastAsia="微软雅黑" w:hAnsi="微软雅黑" w:cs="微软雅黑" w:hint="eastAsia"/>
+          <w:lang w:eastAsia="zh-CN"/>
+        </w:rPr>
+        <w:t>双击【启动</w:t>
+      </w:r>
+      <w:r>
+        <w:t>.bat</w:t>
+      </w:r>
+      <w:r>
+        <w:rPr>
+          <w:rFonts w:ascii="微软雅黑" w:eastAsia="微软雅黑" w:hAnsi="微软雅黑" w:cs="微软雅黑" w:hint="eastAsia"/>
+          <w:lang w:eastAsia="zh-CN"/>
+        </w:rPr>
+        <w:t>】，等</w:t>
+      </w:r>
+      <w:r>
+        <w:t xml:space="preserve"> 30 </w:t>
+      </w:r>
+      <w:r>
+        <w:rPr>
+          <w:rFonts w:ascii="微软雅黑" w:eastAsia="微软雅黑" w:hAnsi="微软雅黑" w:cs="微软雅黑" w:hint="eastAsia"/>
+          <w:lang w:eastAsia="zh-CN"/>
+        </w:rPr>
+        <w:t>秒左右，浏览器打开原来的地址，</w:t>
+      </w:r>
+      <w:r>
+        <w:rPr>
+          <w:rFonts w:ascii="微软雅黑" w:eastAsia="微软雅黑" w:hAnsi="微软雅黑" w:cs="微软雅黑" w:hint="eastAsia"/>
+          <w:b/>
+          <w:lang w:eastAsia="zh-CN"/>
+        </w:rPr>
+        <w:t>能正常登录、能打开案件列表</w:t>
+      </w:r>
+      <w:r>
+        <w:rPr>
+          <w:rFonts w:ascii="微软雅黑" w:eastAsia="微软雅黑" w:hAnsi="微软雅黑" w:cs="微软雅黑" w:hint="eastAsia"/>
+          <w:lang w:eastAsia="zh-CN"/>
+        </w:rPr>
+        <w:t>，就说明升级成功了。</w:t>
       </w:r>
     </w:p>
     <w:p>
       <w:pPr>
-        <w:pStyle w:val="ListBullet"/>
-        <w:spacing w:after="72"/>
+        <w:pStyle w:val="Heading3"/>
+        <w:spacing w:line="312" w:lineRule="auto" w:before="260" w:after="130"/>
       </w:pPr>
       <w:r>
         <w:rPr>
-          <w:rFonts w:ascii="Courier New" w:hAnsi="Courier New"/>
-        </w:rPr>
-        <w:t>data\</w:t>
-      </w:r>
-      <w:r>
-        <w:t xml:space="preserve"> </w:t>
-      </w:r>
+          <w:rFonts w:ascii="微软雅黑" w:hAnsi="微软雅黑" w:eastAsia="微软雅黑" w:cs="微软雅黑" w:hint="eastAsia"/>
+          <w:b/>
+          <w:color w:val="12294A"/>
+          <w:sz w:val="26"/>
+          <w:lang w:eastAsia="zh-CN"/>
+        </w:rPr>
+        <w:t>（二）千万不能覆盖的三样东西</w:t>
+      </w:r>
+    </w:p>
+    <w:tbl>
+      <w:tblPr>
+        <w:tblW w:type="pct" w:w="5000"/>
+        <w:tblLook w:firstColumn="1" w:firstRow="1" w:lastColumn="0" w:lastRow="0" w:noHBand="0" w:noVBand="1" w:val="04A0"/>
+        <w:tblLayout w:type="autofit"/>
+      </w:tblPr>
+      <w:tblGrid>
+        <w:gridCol w:w="4320"/>
+        <w:gridCol w:w="4320"/>
+      </w:tblGrid>
+      <w:tr>
+        <w:tc>
+          <w:tcPr>
+            <w:tcW w:type="dxa" w:w="4320"/>
+            <w:tcBorders>
+              <w:top w:val="single" w:sz="6" w:space="0" w:color="E5E7EB"/>
+              <w:bottom w:val="single" w:sz="6" w:space="0" w:color="E5E7EB"/>
+              <w:left w:val="single" w:sz="6" w:space="0" w:color="E5E7EB"/>
+              <w:right w:val="single" w:sz="6" w:space="0" w:color="E5E7EB"/>
+            </w:tcBorders>
+            <w:shd w:val="clear" w:color="auto" w:fill="EEF4FB"/>
+            <w:vAlign w:val="center"/>
+            <w:tcMar>
+              <w:top w:w="120" w:type="dxa"/>
+              <w:bottom w:w="120" w:type="dxa"/>
+              <w:left w:w="192" w:type="dxa"/>
+              <w:right w:w="192" w:type="dxa"/>
+            </w:tcMar>
+          </w:tcPr>
+          <w:p>
+            <w:pPr>
+              <w:jc w:val="left"/>
+              <w:spacing w:line="240" w:lineRule="auto" w:before="60" w:after="60"/>
+            </w:pPr>
+            <w:r>
+              <w:rPr>
+                <w:b/>
+              </w:rPr>
+              <w:t>不能动</w:t>
+            </w:r>
+          </w:p>
+        </w:tc>
+        <w:tc>
+          <w:tcPr>
+            <w:tcW w:type="dxa" w:w="4320"/>
+            <w:tcBorders>
+              <w:top w:val="single" w:sz="6" w:space="0" w:color="E5E7EB"/>
+              <w:bottom w:val="single" w:sz="6" w:space="0" w:color="E5E7EB"/>
+              <w:left w:val="single" w:sz="6" w:space="0" w:color="E5E7EB"/>
+              <w:right w:val="single" w:sz="6" w:space="0" w:color="E5E7EB"/>
+            </w:tcBorders>
+            <w:shd w:val="clear" w:color="auto" w:fill="EEF4FB"/>
+            <w:vAlign w:val="center"/>
+            <w:tcMar>
+              <w:top w:w="120" w:type="dxa"/>
+              <w:bottom w:w="120" w:type="dxa"/>
+              <w:left w:w="192" w:type="dxa"/>
+              <w:right w:w="192" w:type="dxa"/>
+            </w:tcMar>
+          </w:tcPr>
+          <w:p>
+            <w:pPr>
+              <w:jc w:val="left"/>
+              <w:spacing w:line="240" w:lineRule="auto" w:before="60" w:after="60"/>
+            </w:pPr>
+            <w:r>
+              <w:rPr>
+                <w:b/>
+              </w:rPr>
+              <w:t>为什么</w:t>
+            </w:r>
+          </w:p>
+        </w:tc>
+      </w:tr>
+      <w:tr>
+        <w:tc>
+          <w:tcPr>
+            <w:tcW w:type="dxa" w:w="4320"/>
+            <w:tcBorders>
+              <w:top w:val="single" w:sz="6" w:space="0" w:color="E5E7EB"/>
+              <w:bottom w:val="single" w:sz="6" w:space="0" w:color="E5E7EB"/>
+              <w:left w:val="single" w:sz="6" w:space="0" w:color="E5E7EB"/>
+              <w:right w:val="single" w:sz="6" w:space="0" w:color="E5E7EB"/>
+            </w:tcBorders>
+            <w:vAlign w:val="center"/>
+            <w:tcMar>
+              <w:top w:w="120" w:type="dxa"/>
+              <w:bottom w:w="120" w:type="dxa"/>
+              <w:left w:w="192" w:type="dxa"/>
+              <w:right w:w="192" w:type="dxa"/>
+            </w:tcMar>
+          </w:tcPr>
+          <w:p>
+            <w:pPr>
+              <w:jc w:val="left"/>
+              <w:spacing w:line="240" w:lineRule="auto" w:before="60" w:after="60"/>
+            </w:pPr>
+            <w:r>
+              <w:rPr>
+                <w:rFonts w:ascii="Courier New" w:hAnsi="Courier New"/>
+              </w:rPr>
+              <w:t>数据库配置.bat</w:t>
+            </w:r>
+          </w:p>
+        </w:tc>
+        <w:tc>
+          <w:tcPr>
+            <w:tcW w:type="dxa" w:w="4320"/>
+            <w:tcBorders>
+              <w:top w:val="single" w:sz="6" w:space="0" w:color="E5E7EB"/>
+              <w:bottom w:val="single" w:sz="6" w:space="0" w:color="E5E7EB"/>
+              <w:left w:val="single" w:sz="6" w:space="0" w:color="E5E7EB"/>
+              <w:right w:val="single" w:sz="6" w:space="0" w:color="E5E7EB"/>
+            </w:tcBorders>
+            <w:vAlign w:val="center"/>
+            <w:tcMar>
+              <w:top w:w="120" w:type="dxa"/>
+              <w:bottom w:w="120" w:type="dxa"/>
+              <w:left w:w="192" w:type="dxa"/>
+              <w:right w:w="192" w:type="dxa"/>
+            </w:tcMar>
+          </w:tcPr>
+          <w:p>
+            <w:pPr>
+              <w:jc w:val="left"/>
+              <w:spacing w:line="240" w:lineRule="auto" w:before="60" w:after="60"/>
+            </w:pPr>
+            <w:r>
+              <w:t>里面有您的数据库口令，覆盖了就得重填</w:t>
+            </w:r>
+          </w:p>
+        </w:tc>
+      </w:tr>
+      <w:tr>
+        <w:tc>
+          <w:tcPr>
+            <w:tcW w:type="dxa" w:w="4320"/>
+            <w:tcBorders>
+              <w:top w:val="single" w:sz="6" w:space="0" w:color="E5E7EB"/>
+              <w:bottom w:val="single" w:sz="6" w:space="0" w:color="E5E7EB"/>
+              <w:left w:val="single" w:sz="6" w:space="0" w:color="E5E7EB"/>
+              <w:right w:val="single" w:sz="6" w:space="0" w:color="E5E7EB"/>
+            </w:tcBorders>
+            <w:vAlign w:val="center"/>
+            <w:tcMar>
+              <w:top w:w="120" w:type="dxa"/>
+              <w:bottom w:w="120" w:type="dxa"/>
+              <w:left w:w="192" w:type="dxa"/>
+              <w:right w:w="192" w:type="dxa"/>
+            </w:tcMar>
+          </w:tcPr>
+          <w:p>
+            <w:pPr>
+              <w:jc w:val="left"/>
+              <w:spacing w:line="240" w:lineRule="auto" w:before="60" w:after="60"/>
+            </w:pPr>
+            <w:r>
+              <w:rPr>
+                <w:rFonts w:ascii="Courier New" w:hAnsi="Courier New"/>
+              </w:rPr>
+              <w:t>data\</w:t>
+            </w:r>
+            <w:r>
+              <w:t xml:space="preserve"> 文件夹</w:t>
+            </w:r>
+          </w:p>
+        </w:tc>
+        <w:tc>
+          <w:tcPr>
+            <w:tcW w:type="dxa" w:w="4320"/>
+            <w:tcBorders>
+              <w:top w:val="single" w:sz="6" w:space="0" w:color="E5E7EB"/>
+              <w:bottom w:val="single" w:sz="6" w:space="0" w:color="E5E7EB"/>
+              <w:left w:val="single" w:sz="6" w:space="0" w:color="E5E7EB"/>
+              <w:right w:val="single" w:sz="6" w:space="0" w:color="E5E7EB"/>
+            </w:tcBorders>
+            <w:vAlign w:val="center"/>
+            <w:tcMar>
+              <w:top w:w="120" w:type="dxa"/>
+              <w:bottom w:w="120" w:type="dxa"/>
+              <w:left w:w="192" w:type="dxa"/>
+              <w:right w:w="192" w:type="dxa"/>
+            </w:tcMar>
+          </w:tcPr>
+          <w:p>
+            <w:pPr>
+              <w:jc w:val="left"/>
+              <w:spacing w:line="240" w:lineRule="auto" w:before="60" w:after="60"/>
+            </w:pPr>
+            <w:r>
+              <w:rPr>
+                <w:b/>
+              </w:rPr>
+              <w:t>所有业务数据和附件都在这里</w:t>
+            </w:r>
+          </w:p>
+        </w:tc>
+      </w:tr>
+      <w:tr>
+        <w:tc>
+          <w:tcPr>
+            <w:tcW w:type="dxa" w:w="4320"/>
+            <w:tcBorders>
+              <w:top w:val="single" w:sz="6" w:space="0" w:color="E5E7EB"/>
+              <w:bottom w:val="single" w:sz="6" w:space="0" w:color="E5E7EB"/>
+              <w:left w:val="single" w:sz="6" w:space="0" w:color="E5E7EB"/>
+              <w:right w:val="single" w:sz="6" w:space="0" w:color="E5E7EB"/>
+            </w:tcBorders>
+            <w:vAlign w:val="center"/>
+            <w:tcMar>
+              <w:top w:w="120" w:type="dxa"/>
+              <w:bottom w:w="120" w:type="dxa"/>
+              <w:left w:w="192" w:type="dxa"/>
+              <w:right w:w="192" w:type="dxa"/>
+            </w:tcMar>
+          </w:tcPr>
+          <w:p>
+            <w:pPr>
+              <w:jc w:val="left"/>
+              <w:spacing w:line="240" w:lineRule="auto" w:before="60" w:after="60"/>
+            </w:pPr>
+            <w:r>
+              <w:rPr>
+                <w:rFonts w:ascii="Courier New" w:hAnsi="Courier New"/>
+              </w:rPr>
+              <w:t>runtime\</w:t>
+            </w:r>
+            <w:r>
+              <w:t xml:space="preserve"> 文件夹</w:t>
+            </w:r>
+          </w:p>
+        </w:tc>
+        <w:tc>
+          <w:tcPr>
+            <w:tcW w:type="dxa" w:w="4320"/>
+            <w:tcBorders>
+              <w:top w:val="single" w:sz="6" w:space="0" w:color="E5E7EB"/>
+              <w:bottom w:val="single" w:sz="6" w:space="0" w:color="E5E7EB"/>
+              <w:left w:val="single" w:sz="6" w:space="0" w:color="E5E7EB"/>
+              <w:right w:val="single" w:sz="6" w:space="0" w:color="E5E7EB"/>
+            </w:tcBorders>
+            <w:vAlign w:val="center"/>
+            <w:tcMar>
+              <w:top w:w="120" w:type="dxa"/>
+              <w:bottom w:w="120" w:type="dxa"/>
+              <w:left w:w="192" w:type="dxa"/>
+              <w:right w:w="192" w:type="dxa"/>
+            </w:tcMar>
+          </w:tcPr>
+          <w:p>
+            <w:pPr>
+              <w:jc w:val="left"/>
+              <w:spacing w:line="240" w:lineRule="auto" w:before="60" w:after="60"/>
+            </w:pPr>
+            <w:r>
+              <w:t>自带的</w:t>
+            </w:r>
+            <w:r>
+              <w:t xml:space="preserve"> </w:t>
+            </w:r>
+            <w:r>
+              <w:t xml:space="preserve"> Java </w:t>
+            </w:r>
+            <w:r>
+              <w:t xml:space="preserve"> </w:t>
+            </w:r>
+            <w:r>
+              <w:t>运行环境，每次升级都不用换</w:t>
+            </w:r>
+          </w:p>
+        </w:tc>
+      </w:tr>
+    </w:tbl>
+    <w:p>
+      <w:pPr/>
       <w:r>
         <w:rPr>
           <w:rFonts w:ascii="微软雅黑" w:eastAsia="微软雅黑" w:hAnsi="微软雅黑" w:cs="微软雅黑" w:hint="eastAsia"/>
           <w:lang w:eastAsia="zh-CN"/>
         </w:rPr>
-        <w:t>文件夹</w:t>
-      </w:r>
-      <w:r>
-        <w:t>——</w:t>
+        <w:t xml:space="preserve">只覆盖 </w:t>
+      </w:r>
+      <w:r>
+        <w:rPr>
+          <w:rFonts w:ascii="Courier New" w:hAnsi="Courier New"/>
+        </w:rPr>
+        <w:t>case-flow-backend.jar</w:t>
       </w:r>
       <w:r>
         <w:rPr>
           <w:rFonts w:ascii="微软雅黑" w:eastAsia="微软雅黑" w:hAnsi="微软雅黑" w:cs="微软雅黑" w:hint="eastAsia"/>
           <w:lang w:eastAsia="zh-CN"/>
         </w:rPr>
-        <w:t>这里面是数据。</w:t>
+        <w:t xml:space="preserve"> 这一个文件，其它一律不动，就绝对不会出问题。</w:t>
       </w:r>
     </w:p>
     <w:p>
       <w:pPr>
-        <w:pStyle w:val="ListBullet"/>
-        <w:spacing w:after="72"/>
+        <w:pStyle w:val="Heading3"/>
+        <w:spacing w:line="312" w:lineRule="auto" w:before="260" w:after="130"/>
       </w:pPr>
       <w:r>
         <w:rPr>
-          <w:rFonts w:ascii="Courier New" w:hAnsi="Courier New"/>
-        </w:rPr>
-        <w:t>runtime\</w:t>
-      </w:r>
-      <w:r>
-        <w:t xml:space="preserve"> </w:t>
-      </w:r>
-      <w:r>
-        <w:rPr>
-          <w:rFonts w:ascii="微软雅黑" w:eastAsia="微软雅黑" w:hAnsi="微软雅黑" w:cs="微软雅黑" w:hint="eastAsia"/>
+          <w:rFonts w:ascii="微软雅黑" w:hAnsi="微软雅黑" w:eastAsia="微软雅黑" w:cs="微软雅黑" w:hint="eastAsia"/>
+          <w:b/>
+          <w:color w:val="12294A"/>
+          <w:sz w:val="26"/>
           <w:lang w:eastAsia="zh-CN"/>
         </w:rPr>
-        <w:t>文件夹</w:t>
-      </w:r>
-      <w:r>
-        <w:t>——</w:t>
-      </w:r>
-      <w:r>
-        <w:rPr>
-          <w:rFonts w:ascii="微软雅黑" w:eastAsia="微软雅黑" w:hAnsi="微软雅黑" w:cs="微软雅黑" w:hint="eastAsia"/>
-          <w:lang w:eastAsia="zh-CN"/>
-        </w:rPr>
-        <w:t>这是运行环境，不用换。</w:t>
+        <w:t>（三）数据库要不要手工改？</w:t>
       </w:r>
     </w:p>
     <w:p>
@@ -4047,9 +4481,251 @@
       <w:r>
         <w:rPr>
           <w:rFonts w:ascii="微软雅黑" w:eastAsia="微软雅黑" w:hAnsi="微软雅黑" w:cs="微软雅黑" w:hint="eastAsia"/>
+          <w:b/>
           <w:lang w:eastAsia="zh-CN"/>
         </w:rPr>
-        <w:t>覆盖完，关掉窗口重新启动。</w:t>
+        <w:t>一般不用。</w:t>
+      </w:r>
+      <w:r>
+        <w:rPr>
+          <w:rFonts w:ascii="微软雅黑" w:eastAsia="微软雅黑" w:hAnsi="微软雅黑" w:cs="微软雅黑" w:hint="eastAsia"/>
+          <w:lang w:eastAsia="zh-CN"/>
+        </w:rPr>
+        <w:t>程序每次启动时会</w:t>
+      </w:r>
+      <w:r>
+        <w:rPr>
+          <w:rFonts w:ascii="微软雅黑" w:eastAsia="微软雅黑" w:hAnsi="微软雅黑" w:cs="微软雅黑" w:hint="eastAsia"/>
+          <w:b/>
+          <w:lang w:eastAsia="zh-CN"/>
+        </w:rPr>
+        <w:t>自己检查并升级表结构</w:t>
+      </w:r>
+      <w:r>
+        <w:rPr>
+          <w:rFonts w:ascii="微软雅黑" w:eastAsia="微软雅黑" w:hAnsi="微软雅黑" w:cs="微软雅黑" w:hint="eastAsia"/>
+          <w:lang w:eastAsia="zh-CN"/>
+        </w:rPr>
+        <w:t>：有新表就自动建好，老表要加新字段就自动补上。所以只要换</w:t>
+      </w:r>
+      <w:r>
+        <w:t xml:space="preserve"> jar</w:t>
+      </w:r>
+      <w:r>
+        <w:rPr>
+          <w:rFonts w:ascii="微软雅黑" w:eastAsia="微软雅黑" w:hAnsi="微软雅黑" w:cs="微软雅黑" w:hint="eastAsia"/>
+          <w:lang w:eastAsia="zh-CN"/>
+        </w:rPr>
+        <w:t>、重启，数据库就跟着升级了，</w:t>
+      </w:r>
+      <w:r>
+        <w:rPr>
+          <w:rFonts w:ascii="微软雅黑" w:eastAsia="微软雅黑" w:hAnsi="微软雅黑" w:cs="微软雅黑" w:hint="eastAsia"/>
+          <w:b/>
+          <w:lang w:eastAsia="zh-CN"/>
+        </w:rPr>
+        <w:t>您不用手工执行任何建表语句。</w:t>
+      </w:r>
+    </w:p>
+    <w:p>
+      <w:pPr>
+        <w:spacing w:after="120"/>
+        <w:pBdr>
+          <w:left w:val="single" w:sz="18" w:space="0" w:color="1B4A8C"/>
+        </w:pBdr>
+        <w:shd w:val="clear" w:color="auto" w:fill="EEF4FB"/>
+      </w:pPr>
+      <w:r>
+        <w:t xml:space="preserve">  </w:t>
+      </w:r>
+      <w:r>
+        <w:rPr>
+          <w:rFonts w:ascii="微软雅黑" w:eastAsia="微软雅黑" w:hAnsi="微软雅黑" w:cs="微软雅黑" w:hint="eastAsia"/>
+          <w:b/>
+          <w:lang w:eastAsia="zh-CN"/>
+        </w:rPr>
+        <w:t>唯一例外</w:t>
+      </w:r>
+      <w:r>
+        <w:rPr>
+          <w:rFonts w:ascii="微软雅黑" w:eastAsia="微软雅黑" w:hAnsi="微软雅黑" w:cs="微软雅黑" w:hint="eastAsia"/>
+          <w:lang w:eastAsia="zh-CN"/>
+        </w:rPr>
+        <w:t>：如果这次更新带来了</w:t>
+      </w:r>
+      <w:r>
+        <w:rPr>
+          <w:rFonts w:ascii="微软雅黑" w:eastAsia="微软雅黑" w:hAnsi="微软雅黑" w:cs="微软雅黑" w:hint="eastAsia"/>
+          <w:b/>
+          <w:lang w:eastAsia="zh-CN"/>
+        </w:rPr>
+        <w:t>新的查询索引</w:t>
+      </w:r>
+      <w:r>
+        <w:rPr>
+          <w:rFonts w:ascii="微软雅黑" w:eastAsia="微软雅黑" w:hAnsi="微软雅黑" w:cs="微软雅黑" w:hint="eastAsia"/>
+          <w:lang w:eastAsia="zh-CN"/>
+        </w:rPr>
+        <w:t xml:space="preserve">，升级说明里会特别写出来，那时才需要手工跑一次 </w:t>
+      </w:r>
+      <w:r>
+        <w:rPr>
+          <w:rFonts w:ascii="微软雅黑" w:hAnsi="微软雅黑" w:eastAsia="微软雅黑" w:cs="微软雅黑" w:hint="eastAsia"/>
+          <w:lang w:eastAsia="zh-CN"/>
+        </w:rPr>
+        <w:t>建库语句\3-建索引.sql</w:t>
+      </w:r>
+      <w:r>
+        <w:rPr>
+          <w:rFonts w:ascii="微软雅黑" w:eastAsia="微软雅黑" w:hAnsi="微软雅黑" w:cs="微软雅黑" w:hint="eastAsia"/>
+          <w:lang w:eastAsia="zh-CN"/>
+        </w:rPr>
+        <w:t xml:space="preserve">。如果执行时提示 </w:t>
+      </w:r>
+      <w:r>
+        <w:rPr>
+          <w:rFonts w:ascii="Courier New" w:hAnsi="Courier New"/>
+        </w:rPr>
+        <w:t>Duplicate key name</w:t>
+      </w:r>
+      <w:r>
+        <w:rPr>
+          <w:rFonts w:ascii="微软雅黑" w:eastAsia="微软雅黑" w:hAnsi="微软雅黑" w:cs="微软雅黑" w:hint="eastAsia"/>
+          <w:lang w:eastAsia="zh-CN"/>
+        </w:rPr>
+        <w:t>，说明这个索引早就建过了，</w:t>
+      </w:r>
+      <w:r>
+        <w:rPr>
+          <w:rFonts w:ascii="微软雅黑" w:eastAsia="微软雅黑" w:hAnsi="微软雅黑" w:cs="微软雅黑" w:hint="eastAsia"/>
+          <w:b/>
+          <w:lang w:eastAsia="zh-CN"/>
+        </w:rPr>
+        <w:t>直接忽略即可</w:t>
+      </w:r>
+      <w:r>
+        <w:rPr>
+          <w:rFonts w:ascii="微软雅黑" w:eastAsia="微软雅黑" w:hAnsi="微软雅黑" w:cs="微软雅黑" w:hint="eastAsia"/>
+          <w:lang w:eastAsia="zh-CN"/>
+        </w:rPr>
+        <w:t>，不是错误。</w:t>
+      </w:r>
+    </w:p>
+    <w:p>
+      <w:pPr>
+        <w:pStyle w:val="Heading3"/>
+        <w:spacing w:line="312" w:lineRule="auto" w:before="260" w:after="130"/>
+      </w:pPr>
+      <w:r>
+        <w:rPr>
+          <w:rFonts w:ascii="微软雅黑" w:hAnsi="微软雅黑" w:eastAsia="微软雅黑" w:cs="微软雅黑" w:hint="eastAsia"/>
+          <w:b/>
+          <w:color w:val="12294A"/>
+          <w:sz w:val="26"/>
+          <w:lang w:eastAsia="zh-CN"/>
+        </w:rPr>
+        <w:t>（四）出问题了怎么回退</w:t>
+      </w:r>
+    </w:p>
+    <w:p>
+      <w:pPr/>
+      <w:r>
+        <w:rPr>
+          <w:rFonts w:ascii="微软雅黑" w:eastAsia="微软雅黑" w:hAnsi="微软雅黑" w:cs="微软雅黑" w:hint="eastAsia"/>
+          <w:lang w:eastAsia="zh-CN"/>
+        </w:rPr>
+        <w:t>把第</w:t>
+      </w:r>
+      <w:r>
+        <w:t xml:space="preserve"> 3 </w:t>
+      </w:r>
+      <w:r>
+        <w:rPr>
+          <w:rFonts w:ascii="微软雅黑" w:eastAsia="微软雅黑" w:hAnsi="微软雅黑" w:cs="微软雅黑" w:hint="eastAsia"/>
+          <w:lang w:eastAsia="zh-CN"/>
+        </w:rPr>
+        <w:t>步留着的那份旧</w:t>
+      </w:r>
+      <w:r>
+        <w:t xml:space="preserve"> </w:t>
+      </w:r>
+      <w:r>
+        <w:rPr>
+          <w:rFonts w:ascii="Courier New" w:hAnsi="Courier New"/>
+        </w:rPr>
+        <w:t>case-flow-backend.jar.old</w:t>
+      </w:r>
+      <w:r>
+        <w:rPr>
+          <w:rFonts w:ascii="微软雅黑" w:eastAsia="微软雅黑" w:hAnsi="微软雅黑" w:cs="微软雅黑" w:hint="eastAsia"/>
+          <w:lang w:eastAsia="zh-CN"/>
+        </w:rPr>
+        <w:t xml:space="preserve"> 改回 </w:t>
+      </w:r>
+      <w:r>
+        <w:rPr>
+          <w:rFonts w:ascii="Courier New" w:hAnsi="Courier New"/>
+        </w:rPr>
+        <w:t>case-flow-backend.jar</w:t>
+      </w:r>
+      <w:r>
+        <w:rPr>
+          <w:rFonts w:ascii="微软雅黑" w:eastAsia="微软雅黑" w:hAnsi="微软雅黑" w:cs="微软雅黑" w:hint="eastAsia"/>
+          <w:lang w:eastAsia="zh-CN"/>
+        </w:rPr>
+        <w:t>，重启即可。</w:t>
+      </w:r>
+    </w:p>
+    <w:p>
+      <w:pPr>
+        <w:spacing w:after="120"/>
+        <w:pBdr>
+          <w:left w:val="single" w:sz="18" w:space="0" w:color="B45309"/>
+        </w:pBdr>
+        <w:shd w:val="clear" w:color="auto" w:fill="FEF3C7"/>
+      </w:pPr>
+      <w:r>
+        <w:t xml:space="preserve">  </w:t>
+      </w:r>
+      <w:r>
+        <w:rPr>
+          <w:rFonts w:ascii="微软雅黑" w:eastAsia="微软雅黑" w:hAnsi="微软雅黑" w:cs="微软雅黑" w:hint="eastAsia"/>
+          <w:b/>
+          <w:lang w:eastAsia="zh-CN"/>
+        </w:rPr>
+        <w:t>注意</w:t>
+      </w:r>
+      <w:r>
+        <w:rPr>
+          <w:rFonts w:ascii="微软雅黑" w:eastAsia="微软雅黑" w:hAnsi="微软雅黑" w:cs="微软雅黑" w:hint="eastAsia"/>
+          <w:lang w:eastAsia="zh-CN"/>
+        </w:rPr>
+        <w:t>：表结构升级之后</w:t>
+      </w:r>
+      <w:r>
+        <w:rPr>
+          <w:rFonts w:ascii="微软雅黑" w:eastAsia="微软雅黑" w:hAnsi="微软雅黑" w:cs="微软雅黑" w:hint="eastAsia"/>
+          <w:b/>
+          <w:lang w:eastAsia="zh-CN"/>
+        </w:rPr>
+        <w:t>不会自动回退</w:t>
+      </w:r>
+      <w:r>
+        <w:rPr>
+          <w:rFonts w:ascii="微软雅黑" w:eastAsia="微软雅黑" w:hAnsi="微软雅黑" w:cs="微软雅黑" w:hint="eastAsia"/>
+          <w:lang w:eastAsia="zh-CN"/>
+        </w:rPr>
+        <w:t>（新表、新字段会留在数据库里）。旧版程序一般不受影响，但仍建议一并恢复第</w:t>
+      </w:r>
+      <w:r>
+        <w:t xml:space="preserve"> 2 </w:t>
+      </w:r>
+      <w:r>
+        <w:rPr>
+          <w:rFonts w:ascii="微软雅黑" w:eastAsia="微软雅黑" w:hAnsi="微软雅黑" w:cs="微软雅黑" w:hint="eastAsia"/>
+          <w:lang w:eastAsia="zh-CN"/>
+        </w:rPr>
+        <w:t>步的数据库备份。</w:t>
       </w:r>
     </w:p>
     <w:p>

--- a/docs/manual-v3/部署教程.docx
+++ b/docs/manual-v3/部署教程.docx
@@ -4624,7 +4624,348 @@
           <w:sz w:val="26"/>
           <w:lang w:eastAsia="zh-CN"/>
         </w:rPr>
-        <w:t>（四）出问题了怎么回退</w:t>
+        <w:t>（四）已经录进去的数据会不会被改动？</w:t>
+      </w:r>
+    </w:p>
+    <w:p>
+      <w:pPr/>
+      <w:r>
+        <w:rPr>
+          <w:rFonts w:ascii="微软雅黑" w:eastAsia="微软雅黑" w:hAnsi="微软雅黑" w:cs="微软雅黑" w:hint="eastAsia"/>
+          <w:b/>
+          <w:lang w:eastAsia="zh-CN"/>
+        </w:rPr>
+        <w:t>不会。</w:t>
+      </w:r>
+      <w:r>
+        <w:rPr>
+          <w:rFonts w:ascii="微软雅黑" w:eastAsia="微软雅黑" w:hAnsi="微软雅黑" w:cs="微软雅黑" w:hint="eastAsia"/>
+          <w:lang w:eastAsia="zh-CN"/>
+        </w:rPr>
+        <w:t>程序对数据库只做两件事：</w:t>
+      </w:r>
+    </w:p>
+    <w:tbl>
+      <w:tblPr>
+        <w:tblW w:type="pct" w:w="5000"/>
+        <w:tblLook w:firstColumn="1" w:firstRow="1" w:lastColumn="0" w:lastRow="0" w:noHBand="0" w:noVBand="1" w:val="04A0"/>
+        <w:tblLayout w:type="autofit"/>
+      </w:tblPr>
+      <w:tblGrid>
+        <w:gridCol w:w="4320"/>
+        <w:gridCol w:w="4320"/>
+      </w:tblGrid>
+      <w:tr>
+        <w:tc>
+          <w:tcPr>
+            <w:tcW w:type="dxa" w:w="4320"/>
+            <w:tcBorders>
+              <w:top w:val="single" w:sz="6" w:space="0" w:color="E5E7EB"/>
+              <w:bottom w:val="single" w:sz="6" w:space="0" w:color="E5E7EB"/>
+              <w:left w:val="single" w:sz="6" w:space="0" w:color="E5E7EB"/>
+              <w:right w:val="single" w:sz="6" w:space="0" w:color="E5E7EB"/>
+            </w:tcBorders>
+            <w:shd w:val="clear" w:color="auto" w:fill="EEF4FB"/>
+            <w:vAlign w:val="center"/>
+            <w:tcMar>
+              <w:top w:w="120" w:type="dxa"/>
+              <w:bottom w:w="120" w:type="dxa"/>
+              <w:left w:w="192" w:type="dxa"/>
+              <w:right w:w="192" w:type="dxa"/>
+            </w:tcMar>
+          </w:tcPr>
+          <w:p>
+            <w:pPr>
+              <w:jc w:val="left"/>
+              <w:spacing w:line="240" w:lineRule="auto" w:before="60" w:after="60"/>
+            </w:pPr>
+            <w:r>
+              <w:rPr>
+                <w:b/>
+              </w:rPr>
+              <w:t>做什么</w:t>
+            </w:r>
+          </w:p>
+        </w:tc>
+        <w:tc>
+          <w:tcPr>
+            <w:tcW w:type="dxa" w:w="4320"/>
+            <w:tcBorders>
+              <w:top w:val="single" w:sz="6" w:space="0" w:color="E5E7EB"/>
+              <w:bottom w:val="single" w:sz="6" w:space="0" w:color="E5E7EB"/>
+              <w:left w:val="single" w:sz="6" w:space="0" w:color="E5E7EB"/>
+              <w:right w:val="single" w:sz="6" w:space="0" w:color="E5E7EB"/>
+            </w:tcBorders>
+            <w:shd w:val="clear" w:color="auto" w:fill="EEF4FB"/>
+            <w:vAlign w:val="center"/>
+            <w:tcMar>
+              <w:top w:w="120" w:type="dxa"/>
+              <w:bottom w:w="120" w:type="dxa"/>
+              <w:left w:w="192" w:type="dxa"/>
+              <w:right w:w="192" w:type="dxa"/>
+            </w:tcMar>
+          </w:tcPr>
+          <w:p>
+            <w:pPr>
+              <w:jc w:val="left"/>
+              <w:spacing w:line="240" w:lineRule="auto" w:before="60" w:after="60"/>
+            </w:pPr>
+            <w:r>
+              <w:rPr>
+                <w:b/>
+              </w:rPr>
+              <w:t>怎么做的</w:t>
+            </w:r>
+          </w:p>
+        </w:tc>
+      </w:tr>
+      <w:tr>
+        <w:tc>
+          <w:tcPr>
+            <w:tcW w:type="dxa" w:w="4320"/>
+            <w:tcBorders>
+              <w:top w:val="single" w:sz="6" w:space="0" w:color="E5E7EB"/>
+              <w:bottom w:val="single" w:sz="6" w:space="0" w:color="E5E7EB"/>
+              <w:left w:val="single" w:sz="6" w:space="0" w:color="E5E7EB"/>
+              <w:right w:val="single" w:sz="6" w:space="0" w:color="E5E7EB"/>
+            </w:tcBorders>
+            <w:vAlign w:val="center"/>
+            <w:tcMar>
+              <w:top w:w="120" w:type="dxa"/>
+              <w:bottom w:w="120" w:type="dxa"/>
+              <w:left w:w="192" w:type="dxa"/>
+              <w:right w:w="192" w:type="dxa"/>
+            </w:tcMar>
+          </w:tcPr>
+          <w:p>
+            <w:pPr>
+              <w:jc w:val="left"/>
+              <w:spacing w:line="240" w:lineRule="auto" w:before="60" w:after="60"/>
+            </w:pPr>
+            <w:r>
+              <w:t>建缺失的表</w:t>
+            </w:r>
+          </w:p>
+        </w:tc>
+        <w:tc>
+          <w:tcPr>
+            <w:tcW w:type="dxa" w:w="4320"/>
+            <w:tcBorders>
+              <w:top w:val="single" w:sz="6" w:space="0" w:color="E5E7EB"/>
+              <w:bottom w:val="single" w:sz="6" w:space="0" w:color="E5E7EB"/>
+              <w:left w:val="single" w:sz="6" w:space="0" w:color="E5E7EB"/>
+              <w:right w:val="single" w:sz="6" w:space="0" w:color="E5E7EB"/>
+            </w:tcBorders>
+            <w:vAlign w:val="center"/>
+            <w:tcMar>
+              <w:top w:w="120" w:type="dxa"/>
+              <w:bottom w:w="120" w:type="dxa"/>
+              <w:left w:w="192" w:type="dxa"/>
+              <w:right w:w="192" w:type="dxa"/>
+            </w:tcMar>
+          </w:tcPr>
+          <w:p>
+            <w:pPr>
+              <w:jc w:val="left"/>
+              <w:spacing w:line="240" w:lineRule="auto" w:before="60" w:after="60"/>
+            </w:pPr>
+            <w:r>
+              <w:t xml:space="preserve">已有的表 </w:t>
+            </w:r>
+            <w:r>
+              <w:rPr>
+                <w:b/>
+              </w:rPr>
+              <w:t>一律不碰</w:t>
+            </w:r>
+          </w:p>
+        </w:tc>
+      </w:tr>
+      <w:tr>
+        <w:tc>
+          <w:tcPr>
+            <w:tcW w:type="dxa" w:w="4320"/>
+            <w:tcBorders>
+              <w:top w:val="single" w:sz="6" w:space="0" w:color="E5E7EB"/>
+              <w:bottom w:val="single" w:sz="6" w:space="0" w:color="E5E7EB"/>
+              <w:left w:val="single" w:sz="6" w:space="0" w:color="E5E7EB"/>
+              <w:right w:val="single" w:sz="6" w:space="0" w:color="E5E7EB"/>
+            </w:tcBorders>
+            <w:vAlign w:val="center"/>
+            <w:tcMar>
+              <w:top w:w="120" w:type="dxa"/>
+              <w:bottom w:w="120" w:type="dxa"/>
+              <w:left w:w="192" w:type="dxa"/>
+              <w:right w:w="192" w:type="dxa"/>
+            </w:tcMar>
+          </w:tcPr>
+          <w:p>
+            <w:pPr>
+              <w:jc w:val="left"/>
+              <w:spacing w:line="240" w:lineRule="auto" w:before="60" w:after="60"/>
+            </w:pPr>
+            <w:r>
+              <w:t>补新增的字段</w:t>
+            </w:r>
+          </w:p>
+        </w:tc>
+        <w:tc>
+          <w:tcPr>
+            <w:tcW w:type="dxa" w:w="4320"/>
+            <w:tcBorders>
+              <w:top w:val="single" w:sz="6" w:space="0" w:color="E5E7EB"/>
+              <w:bottom w:val="single" w:sz="6" w:space="0" w:color="E5E7EB"/>
+              <w:left w:val="single" w:sz="6" w:space="0" w:color="E5E7EB"/>
+              <w:right w:val="single" w:sz="6" w:space="0" w:color="E5E7EB"/>
+            </w:tcBorders>
+            <w:vAlign w:val="center"/>
+            <w:tcMar>
+              <w:top w:w="120" w:type="dxa"/>
+              <w:bottom w:w="120" w:type="dxa"/>
+              <w:left w:w="192" w:type="dxa"/>
+              <w:right w:w="192" w:type="dxa"/>
+            </w:tcMar>
+          </w:tcPr>
+          <w:p>
+            <w:pPr>
+              <w:jc w:val="left"/>
+              <w:spacing w:line="240" w:lineRule="auto" w:before="60" w:after="60"/>
+            </w:pPr>
+            <w:r>
+              <w:rPr>
+                <w:b/>
+              </w:rPr>
+              <w:t>只加不删</w:t>
+            </w:r>
+            <w:r>
+              <w:t xml:space="preserve"> ，不改字段类型，不改表名</w:t>
+            </w:r>
+          </w:p>
+        </w:tc>
+      </w:tr>
+    </w:tbl>
+    <w:p>
+      <w:pPr/>
+      <w:r>
+        <w:rPr>
+          <w:rFonts w:ascii="微软雅黑" w:eastAsia="微软雅黑" w:hAnsi="微软雅黑" w:cs="微软雅黑" w:hint="eastAsia"/>
+          <w:lang w:eastAsia="zh-CN"/>
+        </w:rPr>
+        <w:t>案件、待办、领导意见、嫌疑人、附件、账号、组织机构、案件类别</w:t>
+      </w:r>
+      <w:r>
+        <w:t>——</w:t>
+      </w:r>
+      <w:r>
+        <w:rPr>
+          <w:rFonts w:ascii="微软雅黑" w:eastAsia="微软雅黑" w:hAnsi="微软雅黑" w:cs="微软雅黑" w:hint="eastAsia"/>
+          <w:b/>
+          <w:lang w:eastAsia="zh-CN"/>
+        </w:rPr>
+        <w:t>全部原样保留</w:t>
+      </w:r>
+      <w:r>
+        <w:rPr>
+          <w:rFonts w:ascii="微软雅黑" w:eastAsia="微软雅黑" w:hAnsi="微软雅黑" w:cs="微软雅黑" w:hint="eastAsia"/>
+          <w:lang w:eastAsia="zh-CN"/>
+        </w:rPr>
+        <w:t>，程序不会删除、不会清空、也不会覆盖您已经填好的内容。</w:t>
+      </w:r>
+    </w:p>
+    <w:p>
+      <w:pPr/>
+      <w:r>
+        <w:rPr>
+          <w:rFonts w:ascii="微软雅黑" w:eastAsia="微软雅黑" w:hAnsi="微软雅黑" w:cs="微软雅黑" w:hint="eastAsia"/>
+          <w:lang w:eastAsia="zh-CN"/>
+        </w:rPr>
+        <w:t>另外有一批「旧数据格式整理」（比如把旧字段的内容搬到新字段）。这类动作</w:t>
+      </w:r>
+      <w:r>
+        <w:rPr>
+          <w:rFonts w:ascii="微软雅黑" w:eastAsia="微软雅黑" w:hAnsi="微软雅黑" w:cs="微软雅黑" w:hint="eastAsia"/>
+          <w:b/>
+          <w:lang w:eastAsia="zh-CN"/>
+        </w:rPr>
+        <w:t>每个数据库只跑一次</w:t>
+      </w:r>
+      <w:r>
+        <w:rPr>
+          <w:rFonts w:ascii="微软雅黑" w:eastAsia="微软雅黑" w:hAnsi="微软雅黑" w:cs="微软雅黑" w:hint="eastAsia"/>
+          <w:lang w:eastAsia="zh-CN"/>
+        </w:rPr>
+        <w:t xml:space="preserve">，跑完会记在数据库的 </w:t>
+      </w:r>
+      <w:r>
+        <w:rPr>
+          <w:rFonts w:ascii="Courier New" w:hAnsi="Courier New"/>
+        </w:rPr>
+        <w:t>schema_migration_mark</w:t>
+      </w:r>
+      <w:r>
+        <w:rPr>
+          <w:rFonts w:ascii="微软雅黑" w:eastAsia="微软雅黑" w:hAnsi="微软雅黑" w:cs="微软雅黑" w:hint="eastAsia"/>
+          <w:lang w:eastAsia="zh-CN"/>
+        </w:rPr>
+        <w:t xml:space="preserve"> 表里，以后启动直接跳过。所以第二次、第三次升级都不会再动这些数据。</w:t>
+      </w:r>
+    </w:p>
+    <w:p>
+      <w:pPr>
+        <w:spacing w:after="120"/>
+        <w:pBdr>
+          <w:left w:val="single" w:sz="18" w:space="0" w:color="B45309"/>
+        </w:pBdr>
+        <w:shd w:val="clear" w:color="auto" w:fill="FEF3C7"/>
+      </w:pPr>
+      <w:r>
+        <w:t xml:space="preserve">  </w:t>
+      </w:r>
+      <w:r>
+        <w:rPr>
+          <w:rFonts w:ascii="微软雅黑" w:eastAsia="微软雅黑" w:hAnsi="微软雅黑" w:cs="微软雅黑" w:hint="eastAsia"/>
+          <w:b/>
+          <w:lang w:eastAsia="zh-CN"/>
+        </w:rPr>
+        <w:t>唯一会看到变化的地方</w:t>
+      </w:r>
+      <w:r>
+        <w:rPr>
+          <w:rFonts w:ascii="微软雅黑" w:eastAsia="微软雅黑" w:hAnsi="微软雅黑" w:cs="微软雅黑" w:hint="eastAsia"/>
+          <w:lang w:eastAsia="zh-CN"/>
+        </w:rPr>
+        <w:t>：如果库里还留着已下线的「民事」分类案件，日志里会出现一条提示，</w:t>
+      </w:r>
+      <w:r>
+        <w:rPr>
+          <w:rFonts w:ascii="微软雅黑" w:eastAsia="微软雅黑" w:hAnsi="微软雅黑" w:cs="微软雅黑" w:hint="eastAsia"/>
+          <w:b/>
+          <w:lang w:eastAsia="zh-CN"/>
+        </w:rPr>
+        <w:t>但案件本身不会被改动</w:t>
+      </w:r>
+      <w:r>
+        <w:rPr>
+          <w:rFonts w:ascii="微软雅黑" w:eastAsia="微软雅黑" w:hAnsi="微软雅黑" w:cs="微软雅黑" w:hint="eastAsia"/>
+          <w:lang w:eastAsia="zh-CN"/>
+        </w:rPr>
+        <w:t>，需要的话由管理员在界面上手工调整。</w:t>
+      </w:r>
+    </w:p>
+    <w:p>
+      <w:pPr>
+        <w:pStyle w:val="Heading3"/>
+        <w:spacing w:line="312" w:lineRule="auto" w:before="260" w:after="130"/>
+      </w:pPr>
+      <w:r>
+        <w:rPr>
+          <w:rFonts w:ascii="微软雅黑" w:hAnsi="微软雅黑" w:eastAsia="微软雅黑" w:cs="微软雅黑" w:hint="eastAsia"/>
+          <w:b/>
+          <w:color w:val="12294A"/>
+          <w:sz w:val="26"/>
+          <w:lang w:eastAsia="zh-CN"/>
+        </w:rPr>
+        <w:t>（五）出问题了怎么回退</w:t>
       </w:r>
     </w:p>
     <w:p>
